--- a/Cultivate_PRD.docx
+++ b/Cultivate_PRD.docx
@@ -456,7 +456,7 @@
           <w:sz w:val="22"/>
           <w:szCs w:val="22"/>
         </w:rPr>
-        <w:t xml:space="preserve">Cultivate started as a personal problem. Like many faculty members, I had professional development goals that were genuinely important to me — learning AI deeply enough to teach it well, keeping up with a fast-moving industry, building toward leadership work in EdTech — but no system that helped me actually make progress on them.</w:t>
+        <w:t xml:space="preserve">Cultivate started as a personal problem. Like many faculty members, I had professional development goals that were genuinely important to me — learning AI deeply enough to teach it well, keeping up with a fast-moving industry, building new tools for students — but no system that helped me actually make progress on them.</w:t>
       </w:r>
     </w:p>
     <w:p>
@@ -4218,7 +4218,7 @@
                 <w:sz w:val="19"/>
                 <w:szCs w:val="19"/>
               </w:rPr>
-              <w:t xml:space="preserve">Reference page for UX/Product career transition.</w:t>
+              <w:t xml:space="preserve">Reference page for UX and design tools.</w:t>
             </w:r>
           </w:p>
         </w:tc>

--- a/Cultivate_PRD.docx
+++ b/Cultivate_PRD.docx
@@ -7141,6 +7141,119 @@
                 <w:szCs w:val="19"/>
               </w:rPr>
               <w:t xml:space="preserve">Currently responsive but not mobile-first. RSS feed and resource cards work on iPad. Phone experience could be improved.</w:t>
+            </w:r>
+          </w:p>
+        </w:tc>
+      </w:tr>
+      <w:tr>
+        <w:tc>
+          <w:tcPr>
+            <w:tcW w:type="dxa" w:w="5280"/>
+            <w:tcBorders>
+              <w:top w:val="single" w:color="ddd3c8" w:sz="1"/>
+              <w:left w:val="single" w:color="ddd3c8" w:sz="1"/>
+              <w:bottom w:val="single" w:color="ddd3c8" w:sz="1"/>
+              <w:right w:val="single" w:color="ddd3c8" w:sz="1"/>
+            </w:tcBorders>
+            <w:shd w:fill="FFFFFF" w:val="clear"/>
+            <w:tcMar>
+              <w:top w:type="dxa" w:w="80"/>
+              <w:left w:type="dxa" w:w="140"/>
+              <w:bottom w:type="dxa" w:w="80"/>
+              <w:right w:type="dxa" w:w="140"/>
+            </w:tcMar>
+          </w:tcPr>
+          <w:p>
+            <w:pPr>
+              <w:spacing w:before="0" w:after="0"/>
+              <w:jc w:val="left"/>
+            </w:pPr>
+            <w:r>
+              <w:rPr>
+                <w:rFonts w:ascii="Arial" w:cs="Arial" w:eastAsia="Arial" w:hAnsi="Arial"/>
+                <w:b/>
+                <w:bCs/>
+                <w:i w:val="false"/>
+                <w:iCs w:val="false"/>
+                <w:color w:val="5c3a63"/>
+                <w:sz w:val="19"/>
+                <w:szCs w:val="19"/>
+              </w:rPr>
+              <w:t xml:space="preserve">Should Cultivate be converted to a Claude artifact for easier in-place updates?</w:t>
+            </w:r>
+          </w:p>
+        </w:tc>
+        <w:tc>
+          <w:tcPr>
+            <w:tcW w:type="dxa" w:w="1200"/>
+            <w:tcBorders>
+              <w:top w:val="single" w:color="ddd3c8" w:sz="1"/>
+              <w:left w:val="single" w:color="ddd3c8" w:sz="1"/>
+              <w:bottom w:val="single" w:color="ddd3c8" w:sz="1"/>
+              <w:right w:val="single" w:color="ddd3c8" w:sz="1"/>
+            </w:tcBorders>
+            <w:shd w:fill="ede4f2" w:val="clear"/>
+            <w:tcMar>
+              <w:top w:type="dxa" w:w="80"/>
+              <w:left w:type="dxa" w:w="140"/>
+              <w:bottom w:type="dxa" w:w="80"/>
+              <w:right w:type="dxa" w:w="140"/>
+            </w:tcMar>
+          </w:tcPr>
+          <w:p>
+            <w:pPr>
+              <w:spacing w:before="0" w:after="0"/>
+              <w:jc w:val="left"/>
+            </w:pPr>
+            <w:r>
+              <w:rPr>
+                <w:rFonts w:ascii="Arial" w:cs="Arial" w:eastAsia="Arial" w:hAnsi="Arial"/>
+                <w:b/>
+                <w:bCs/>
+                <w:i w:val="false"/>
+                <w:iCs w:val="false"/>
+                <w:color w:val="5c3a63"/>
+                <w:sz w:val="19"/>
+                <w:szCs w:val="19"/>
+              </w:rPr>
+              <w:t xml:space="preserve">Medium</w:t>
+            </w:r>
+          </w:p>
+        </w:tc>
+        <w:tc>
+          <w:tcPr>
+            <w:tcW w:type="dxa" w:w="4160"/>
+            <w:tcBorders>
+              <w:top w:val="single" w:color="ddd3c8" w:sz="1"/>
+              <w:left w:val="single" w:color="ddd3c8" w:sz="1"/>
+              <w:bottom w:val="single" w:color="ddd3c8" w:sz="1"/>
+              <w:right w:val="single" w:color="ddd3c8" w:sz="1"/>
+            </w:tcBorders>
+            <w:shd w:fill="FFFFFF" w:val="clear"/>
+            <w:tcMar>
+              <w:top w:type="dxa" w:w="80"/>
+              <w:left w:type="dxa" w:w="140"/>
+              <w:bottom w:type="dxa" w:w="80"/>
+              <w:right w:type="dxa" w:w="140"/>
+            </w:tcMar>
+          </w:tcPr>
+          <w:p>
+            <w:pPr>
+              <w:spacing w:before="0" w:after="0"/>
+              <w:jc w:val="left"/>
+            </w:pPr>
+            <w:r>
+              <w:rPr>
+                <w:rFonts w:ascii="Arial" w:cs="Arial" w:eastAsia="Arial" w:hAnsi="Arial"/>
+                <w:b/>
+                <w:bCs/>
+                <w:i w:val="false"/>
+                <w:iCs w:val="false"/>
+                <w:color w:val="3a2e3f"/>
+                <w:sz w:val="19"/>
+                <w:szCs w:val="19"/>
+              </w:rPr>
+              <w:t xml:space="preserve">Current workflow requires downloading files, editing in Claude, and re-uploading to GitHub Pages. An artifact version could include per-section “update” buttons that let Claude add links, courses, or resources in place without the download/upload cycle. Persistent artifact storage (window.storage API) would preserve state across sessions. Same conversion path as Render’s demo version — swap localStorage to artifact storage, ensure fonts and external assets work in the sandbox. Would make Cultivate feel more like a living tool and less like a static site.</w:t>
             </w:r>
           </w:p>
         </w:tc>
